--- a/library/_deliverables/azure-monitor-log-analytics-foundation-dashboards/OBSAZMON-Solution.docx
+++ b/library/_deliverables/azure-monitor-log-analytics-foundation-dashboards/OBSAZMON-Solution.docx
@@ -8006,6 +8006,36 @@
       </w:r>
       <w:r>
         <w:t xml:space="preserve"> //   Deploys the ops/platform observability foundation in one reviewed deployment: //     - Log Analytics workspace (retention + SKU + optional daily cap)  -&gt; log-obsazmon-platform //     - Action group (email + Teams/Slack webhook + optional PagerDuty) -&gt; OBSAZMON-AG-Platform-Ops //     - Metric alert  (VM Percentage CPU high, scoped to the PILOT RG)  -&gt; OBSAZMON-Alert-VMCPUHigh-Pilot //     - Log alert     (VM heartbeat missing, scheduled query)          -&gt; OBSAZMON-Alert-HeartbeatMissing-Pilot //   Diagnostic-settings-at-scale is applied SEPARATELY by Azure Policy (03-implementation Step 3), //   staged DoNotEnforce -&gt; pilot -&gt; estate-wide, so it is not baked in here. // // HOW TO RUN  (what-if FIRST — never apply blind) //   az deployment group create -g rg-obsazmon-monitor --template-file OBSAZMON-Foundation.bicep \ //     --parameters workspaceName=log-obsazmon-platform retentionDays=90 opsEmail='ops@contoso.com' \ //                  teamsWebhookUri='&lt;from-secure-input&gt;' pilotResourceGroupId='&lt;pilot-rg-resourceId&gt;' \ //     --what-if //   Re-run without --what-if to apply. // // EXPECTED RESULTS //   what-if creates the workspace, action group, and the two PILOT-scoped alert rules — and nothing //   unexpected. Alert thresholds/windows are parameters — set them to YOUR SLOs. // // NOTES //   White-label. No secrets in code: pass webhook/PagerDuty values via secure parameters / Key Vault //   reference, never hard-coded. Feature/SKU/pricing points are flagged VERIFY — confirm current //   table tiers, retention pricing, and daily-cap behavior in YOUR tenant before broad use. //////////////////////////////////////////////////////////////////////////////</w:t>
+      </w:r>
+    </w:p>
+    <w:p>
+      <w:pPr>
+        <w:pStyle w:val="Heading2"/>
+      </w:pPr>
+      <w:r>
+        <w:t>OBSAZMON-Queries.kql</w:t>
+      </w:r>
+    </w:p>
+    <w:p>
+      <w:r>
+        <w:rPr>
+          <w:b/>
+        </w:rPr>
+        <w:t>Purpose:</w:t>
+      </w:r>
+      <w:r>
+        <w:t xml:space="preserve"> //   The Kusto queries used by the tests (05-testing), the ops workbook //   (OBSAZMON-Workbook-OpsOverview), and the executive dashboard //   (OBSAZMON-Dashboard-Exec). Run each in Monitor -&gt; Logs against //   log-obsazmon-platform, or paste into a workbook query tile. // // HOW TO RUN //   Monitor -&gt; Logs -&gt; scope = log-obsazmon-platform -&gt; paste a section -&gt; Run. //   Adjust time ranges / thresholds to your SLOs before pinning. // // EXPECTED RESULTS //   Read-only queries. No data is modified. Empty results usually mean telemetry //   is not yet flowing (see 06-troubleshooting "No telemetry"). // // NOTES //   White-label. Table/column names reflect current Azure Monitor schemas — //   VERIFY names against your workspace (schemas evolve). // ============================================================================</w:t>
+      </w:r>
+    </w:p>
+    <w:p>
+      <w:r>
+        <w:rPr>
+          <w:b/>
+        </w:rPr>
+        <w:t>How to run:</w:t>
+      </w:r>
+      <w:r>
+        <w:t xml:space="preserve"> //   Monitor -&gt; Logs -&gt; scope = log-obsazmon-platform -&gt; paste a section -&gt; Run. //   Adjust time ranges / thresholds to your SLOs before pinning. // // EXPECTED RESULTS //   Read-only queries. No data is modified. Empty results usually mean telemetry //   is not yet flowing (see 06-troubleshooting "No telemetry"). // // NOTES //   White-label. Table/column names reflect current Azure Monitor schemas — //   VERIFY names against your workspace (schemas evolve). // ============================================================================</w:t>
       </w:r>
     </w:p>
     <w:p>
